--- a/library/purview/inactive-legacy-data-cleanup-optimization/v1.0.0/deliverables/DLCCLEAN-Solution.docx
+++ b/library/purview/inactive-legacy-data-cleanup-optimization/v1.0.0/deliverables/DLCCLEAN-Solution.docx
@@ -8808,7 +8808,7 @@
           <w:rFonts w:ascii="Consolas" w:hAnsi="Consolas"/>
           <w:sz w:val="19"/>
         </w:rPr>
-        <w:t>-Validate.ps1</w:t>
+        <w:t>-DLCCLEAN-Validate.ps1</w:t>
       </w:r>
       <w:r>
         <w:t xml:space="preserve"> say so and skip that class. Connect it for a complete check.</w:t>
